--- a/work/compare/out/TMHCC_Media_Comparison_QA_Methodology.docx
+++ b/work/compare/out/TMHCC_Media_Comparison_QA_Methodology.docx
@@ -211,7 +211,7 @@
           <w:color w:val="2B2F33"/>
           <w:sz w:val="19"/>
         </w:rPr>
-        <w:t>Wording E — Awaiting upload (later instruction)</w:t>
+        <w:t>AXA XL — axa_xl_wording (June 2021)</w:t>
       </w:r>
     </w:p>
     <w:p>
@@ -285,9 +285,7 @@
     </w:p>
     <w:tbl>
       <w:tblPr>
-        <w:tblW w:type="auto" w:w="0"/>
         <w:jc w:val="center"/>
-        <w:tblLayout w:type="fixed"/>
         <w:tblLook w:firstColumn="1" w:firstRow="1" w:lastColumn="0" w:lastRow="0" w:noHBand="0" w:noVBand="1" w:val="04A0"/>
         <w:tblBorders>
           <w:top w:val="single" w:sz="4" w:space="0" w:color="D6DCE0"/>
@@ -297,14 +295,14 @@
           <w:insideH w:val="single" w:sz="4" w:space="0" w:color="D6DCE0"/>
           <w:insideV w:val="single" w:sz="4" w:space="0" w:color="D6DCE0"/>
         </w:tblBorders>
-        <w:tblW w:type="pct" w:w="5000"/>
+        <w:tblW w:type="dxa" w:w="10093"/>
         <w:tblLayout w:type="fixed"/>
       </w:tblPr>
       <w:tblGrid>
-        <w:gridCol w:w="2494"/>
-        <w:gridCol w:w="2494"/>
-        <w:gridCol w:w="2494"/>
-        <w:gridCol w:w="2494"/>
+        <w:gridCol w:w="1701"/>
+        <w:gridCol w:w="3402"/>
+        <w:gridCol w:w="2608"/>
+        <w:gridCol w:w="2381"/>
       </w:tblGrid>
       <w:tr>
         <w:tc>
@@ -403,7 +401,7 @@
       <w:tr>
         <w:tc>
           <w:tcPr>
-            <w:tcW w:type="dxa" w:w="2494"/>
+            <w:tcW w:type="dxa" w:w="1701"/>
           </w:tcPr>
           <w:p>
             <w:pPr>
@@ -424,7 +422,7 @@
         </w:tc>
         <w:tc>
           <w:tcPr>
-            <w:tcW w:type="dxa" w:w="2494"/>
+            <w:tcW w:type="dxa" w:w="3402"/>
           </w:tcPr>
           <w:p>
             <w:pPr>
@@ -445,7 +443,7 @@
         </w:tc>
         <w:tc>
           <w:tcPr>
-            <w:tcW w:type="dxa" w:w="2494"/>
+            <w:tcW w:type="dxa" w:w="2608"/>
           </w:tcPr>
           <w:p>
             <w:pPr>
@@ -466,7 +464,7 @@
         </w:tc>
         <w:tc>
           <w:tcPr>
-            <w:tcW w:type="dxa" w:w="2494"/>
+            <w:tcW w:type="dxa" w:w="2381"/>
           </w:tcPr>
           <w:p>
             <w:pPr>
@@ -489,7 +487,7 @@
       <w:tr>
         <w:tc>
           <w:tcPr>
-            <w:tcW w:type="dxa" w:w="2494"/>
+            <w:tcW w:type="dxa" w:w="1701"/>
             <w:shd w:val="clear" w:color="auto" w:fill="F4F7F9"/>
           </w:tcPr>
           <w:p>
@@ -511,7 +509,7 @@
         </w:tc>
         <w:tc>
           <w:tcPr>
-            <w:tcW w:type="dxa" w:w="2494"/>
+            <w:tcW w:type="dxa" w:w="3402"/>
             <w:shd w:val="clear" w:color="auto" w:fill="F4F7F9"/>
           </w:tcPr>
           <w:p>
@@ -533,7 +531,7 @@
         </w:tc>
         <w:tc>
           <w:tcPr>
-            <w:tcW w:type="dxa" w:w="2494"/>
+            <w:tcW w:type="dxa" w:w="2608"/>
             <w:shd w:val="clear" w:color="auto" w:fill="F4F7F9"/>
           </w:tcPr>
           <w:p>
@@ -555,7 +553,7 @@
         </w:tc>
         <w:tc>
           <w:tcPr>
-            <w:tcW w:type="dxa" w:w="2494"/>
+            <w:tcW w:type="dxa" w:w="2381"/>
             <w:shd w:val="clear" w:color="auto" w:fill="F4F7F9"/>
           </w:tcPr>
           <w:p>
@@ -579,7 +577,7 @@
       <w:tr>
         <w:tc>
           <w:tcPr>
-            <w:tcW w:type="dxa" w:w="2494"/>
+            <w:tcW w:type="dxa" w:w="1701"/>
           </w:tcPr>
           <w:p>
             <w:pPr>
@@ -600,7 +598,7 @@
         </w:tc>
         <w:tc>
           <w:tcPr>
-            <w:tcW w:type="dxa" w:w="2494"/>
+            <w:tcW w:type="dxa" w:w="3402"/>
           </w:tcPr>
           <w:p>
             <w:pPr>
@@ -621,7 +619,7 @@
         </w:tc>
         <w:tc>
           <w:tcPr>
-            <w:tcW w:type="dxa" w:w="2494"/>
+            <w:tcW w:type="dxa" w:w="2608"/>
           </w:tcPr>
           <w:p>
             <w:pPr>
@@ -642,7 +640,7 @@
         </w:tc>
         <w:tc>
           <w:tcPr>
-            <w:tcW w:type="dxa" w:w="2494"/>
+            <w:tcW w:type="dxa" w:w="2381"/>
           </w:tcPr>
           <w:p>
             <w:pPr>
@@ -665,7 +663,7 @@
       <w:tr>
         <w:tc>
           <w:tcPr>
-            <w:tcW w:type="dxa" w:w="2494"/>
+            <w:tcW w:type="dxa" w:w="1701"/>
             <w:shd w:val="clear" w:color="auto" w:fill="F4F7F9"/>
           </w:tcPr>
           <w:p>
@@ -687,7 +685,7 @@
         </w:tc>
         <w:tc>
           <w:tcPr>
-            <w:tcW w:type="dxa" w:w="2494"/>
+            <w:tcW w:type="dxa" w:w="3402"/>
             <w:shd w:val="clear" w:color="auto" w:fill="F4F7F9"/>
           </w:tcPr>
           <w:p>
@@ -709,7 +707,7 @@
         </w:tc>
         <w:tc>
           <w:tcPr>
-            <w:tcW w:type="dxa" w:w="2494"/>
+            <w:tcW w:type="dxa" w:w="2608"/>
             <w:shd w:val="clear" w:color="auto" w:fill="F4F7F9"/>
           </w:tcPr>
           <w:p>
@@ -731,7 +729,7 @@
         </w:tc>
         <w:tc>
           <w:tcPr>
-            <w:tcW w:type="dxa" w:w="2494"/>
+            <w:tcW w:type="dxa" w:w="2381"/>
             <w:shd w:val="clear" w:color="auto" w:fill="F4F7F9"/>
           </w:tcPr>
           <w:p>
@@ -755,7 +753,7 @@
       <w:tr>
         <w:tc>
           <w:tcPr>
-            <w:tcW w:type="dxa" w:w="2494"/>
+            <w:tcW w:type="dxa" w:w="1701"/>
           </w:tcPr>
           <w:p>
             <w:pPr>
@@ -776,7 +774,7 @@
         </w:tc>
         <w:tc>
           <w:tcPr>
-            <w:tcW w:type="dxa" w:w="2494"/>
+            <w:tcW w:type="dxa" w:w="3402"/>
           </w:tcPr>
           <w:p>
             <w:pPr>
@@ -797,7 +795,7 @@
         </w:tc>
         <w:tc>
           <w:tcPr>
-            <w:tcW w:type="dxa" w:w="2494"/>
+            <w:tcW w:type="dxa" w:w="2608"/>
           </w:tcPr>
           <w:p>
             <w:pPr>
@@ -818,7 +816,7 @@
         </w:tc>
         <w:tc>
           <w:tcPr>
-            <w:tcW w:type="dxa" w:w="2494"/>
+            <w:tcW w:type="dxa" w:w="2381"/>
           </w:tcPr>
           <w:p>
             <w:pPr>
@@ -841,7 +839,7 @@
       <w:tr>
         <w:tc>
           <w:tcPr>
-            <w:tcW w:type="dxa" w:w="2494"/>
+            <w:tcW w:type="dxa" w:w="1701"/>
             <w:shd w:val="clear" w:color="auto" w:fill="F4F7F9"/>
           </w:tcPr>
           <w:p>
@@ -857,13 +855,13 @@
                 <w:color w:val="00648B"/>
                 <w:sz w:val="16"/>
               </w:rPr>
-              <w:t>Wording E</w:t>
+              <w:t>AXA XL</w:t>
             </w:r>
           </w:p>
         </w:tc>
         <w:tc>
           <w:tcPr>
-            <w:tcW w:type="dxa" w:w="2494"/>
+            <w:tcW w:type="dxa" w:w="3402"/>
             <w:shd w:val="clear" w:color="auto" w:fill="F4F7F9"/>
           </w:tcPr>
           <w:p>
@@ -879,13 +877,13 @@
                 <w:color w:val="2B2F33"/>
                 <w:sz w:val="16"/>
               </w:rPr>
-              <w:t>Awaiting upload (later instruction)</w:t>
+              <w:t>axa_xl_wording (June 2021)</w:t>
             </w:r>
           </w:p>
         </w:tc>
         <w:tc>
           <w:tcPr>
-            <w:tcW w:type="dxa" w:w="2494"/>
+            <w:tcW w:type="dxa" w:w="2608"/>
             <w:shd w:val="clear" w:color="auto" w:fill="F4F7F9"/>
           </w:tcPr>
           <w:p>
@@ -901,13 +899,13 @@
                 <w:color w:val="2B2F33"/>
                 <w:sz w:val="16"/>
               </w:rPr>
-              <w:t>—</w:t>
+              <w:t>XL Catlin Insurance Company UK Ltd (AXA XL)</w:t>
             </w:r>
           </w:p>
         </w:tc>
         <w:tc>
           <w:tcPr>
-            <w:tcW w:type="dxa" w:w="2494"/>
+            <w:tcW w:type="dxa" w:w="2381"/>
             <w:shd w:val="clear" w:color="auto" w:fill="F4F7F9"/>
           </w:tcPr>
           <w:p>
@@ -923,7 +921,7 @@
                 <w:color w:val="2B2F33"/>
                 <w:sz w:val="16"/>
               </w:rPr>
-              <w:t>To be assessed</w:t>
+              <w:t>3 operative sections (MD / BI / Liability)</w:t>
             </w:r>
           </w:p>
         </w:tc>
@@ -1074,7 +1072,7 @@
           <w:color w:val="2B2F33"/>
           <w:sz w:val="19"/>
         </w:rPr>
-        <w:t>Liberty and Allianz are property/BI/liability combined packages and contain NO media/PI/E&amp;O, production-indemnity, cyber-liability, legal-expenses or management-liability sections.</w:t>
+        <w:t>Liberty, Allianz and AXA XL are property / BI / liability combined packages and contain NO media/PI/E&amp;O, production-indemnity, cyber-liability, legal-expenses or management-liability sections.</w:t>
       </w:r>
     </w:p>
     <w:p>
@@ -1091,7 +1089,7 @@
           <w:color w:val="2B2F33"/>
           <w:sz w:val="19"/>
         </w:rPr>
-        <w:t>Fifth competitor (Wording E) is shown as a PENDING placeholder column, to be completed when the wording is supplied.</w:t>
+        <w:t>All five competitor wordings have now been mapped, including AXA XL (the fifth wording).</w:t>
       </w:r>
     </w:p>
     <w:p>
@@ -1152,7 +1150,7 @@
           <w:color w:val="2B2F33"/>
           <w:sz w:val="19"/>
         </w:rPr>
-        <w:t>The only wording reviewed offering all 15 sections in a single contract — a genuine ‘one-stop’ media &amp; entertainment package.</w:t>
+        <w:t>The only wording among the six offering all 15 sections in a single contract — a genuine ‘one-stop’ media &amp; entertainment package. Three of the five competitors (Liberty, Allianz and AXA XL) carry NO media/PI cover at all.</w:t>
       </w:r>
     </w:p>
     <w:p>
@@ -1179,7 +1177,7 @@
           <w:color w:val="2B2F33"/>
           <w:sz w:val="19"/>
         </w:rPr>
-        <w:t>Loss of Licence (S10), Commercial Legal Expenses (S13), Management Liability (S14) and a standalone Cyber-liability section (S15 CyberGuard) are unique to TMHCC across the peer group.</w:t>
+        <w:t>Loss of Licence (S10), Commercial Legal Expenses (S13), Management Liability (S14) and a standalone Cyber-liability section (S15 CyberGuard) are unique to TMHCC across all five competitors.</w:t>
       </w:r>
     </w:p>
     <w:p>
@@ -1206,7 +1204,7 @@
           <w:color w:val="2B2F33"/>
           <w:sz w:val="19"/>
         </w:rPr>
-        <w:t>CyberGuard provides multimedia, security &amp; privacy, privacy-regulatory defence &amp; penalties and PCI DSS cover — not merely first-party computer breakdown.</w:t>
+        <w:t>CyberGuard provides multimedia, security &amp; privacy, privacy-regulatory defence &amp; penalties and PCI DSS cover — not merely first-party breakdown, and not a bare cyber EXCLUSION (as in AXA XL).</w:t>
       </w:r>
     </w:p>
     <w:p>
@@ -1260,7 +1258,7 @@
           <w:color w:val="2B2F33"/>
           <w:sz w:val="19"/>
         </w:rPr>
-        <w:t>The general cyber/date exclusion is dis-applied to Sections 12–15, so the liability sections are governed by their own bespoke terms — avoiding the ‘silent-cyber strip’ seen in a competitor PI section.</w:t>
+        <w:t>The general cyber/date exclusion is dis-applied to Sections 12–15, so the liability sections are governed by their own bespoke terms — avoiding the ‘silent-cyber strip’ seen in a competitor PI section and AXA XL’s blanket cyber exclusion.</w:t>
       </w:r>
     </w:p>
     <w:p>
@@ -1287,7 +1285,7 @@
           <w:color w:val="2B2F33"/>
           <w:sz w:val="19"/>
         </w:rPr>
-        <w:t>Non-compensatory damages are written back for libel/slander/defamation awards and for punitive damages where the law permits payment.</w:t>
+        <w:t>Non-compensatory damages are written back for libel/slander/defamation awards and for punitive damages where the law permits payment — AXA XL, by contrast, excludes punitive/fines absolutely.</w:t>
       </w:r>
     </w:p>
     <w:p>
@@ -1505,7 +1503,7 @@
           <w:color w:val="2B2F33"/>
           <w:sz w:val="19"/>
         </w:rPr>
-        <w:t>Tysers has an extensive PA/business-travel section; Yutree covers PA assault. TMHCC has no PA section.</w:t>
+        <w:t>Tysers has an extensive PA/business-travel section; Yutree covers PA assault. TMHCC, Liberty, Allianz and AXA XL have no PA section.</w:t>
       </w:r>
     </w:p>
     <w:p>
@@ -1652,9 +1650,7 @@
     </w:p>
     <w:tbl>
       <w:tblPr>
-        <w:tblW w:type="auto" w:w="0"/>
         <w:jc w:val="center"/>
-        <w:tblLayout w:type="fixed"/>
         <w:tblLook w:firstColumn="1" w:firstRow="1" w:lastColumn="0" w:lastRow="0" w:noHBand="0" w:noVBand="1" w:val="04A0"/>
         <w:tblBorders>
           <w:top w:val="single" w:sz="4" w:space="0" w:color="D6DCE0"/>
@@ -1664,13 +1660,13 @@
           <w:insideH w:val="single" w:sz="4" w:space="0" w:color="D6DCE0"/>
           <w:insideV w:val="single" w:sz="4" w:space="0" w:color="D6DCE0"/>
         </w:tblBorders>
-        <w:tblW w:type="pct" w:w="5000"/>
+        <w:tblW w:type="dxa" w:w="10093"/>
         <w:tblLayout w:type="fixed"/>
       </w:tblPr>
       <w:tblGrid>
-        <w:gridCol w:w="3326"/>
-        <w:gridCol w:w="3326"/>
-        <w:gridCol w:w="3326"/>
+        <w:gridCol w:w="510"/>
+        <w:gridCol w:w="7654"/>
+        <w:gridCol w:w="1928"/>
       </w:tblGrid>
       <w:tr>
         <w:tc>
@@ -1746,7 +1742,7 @@
       <w:tr>
         <w:tc>
           <w:tcPr>
-            <w:tcW w:type="dxa" w:w="3326"/>
+            <w:tcW w:type="dxa" w:w="510"/>
           </w:tcPr>
           <w:p>
             <w:pPr>
@@ -1768,7 +1764,7 @@
         </w:tc>
         <w:tc>
           <w:tcPr>
-            <w:tcW w:type="dxa" w:w="3326"/>
+            <w:tcW w:type="dxa" w:w="7654"/>
           </w:tcPr>
           <w:p>
             <w:pPr>
@@ -1789,7 +1785,7 @@
         </w:tc>
         <w:tc>
           <w:tcPr>
-            <w:tcW w:type="dxa" w:w="3326"/>
+            <w:tcW w:type="dxa" w:w="1928"/>
             <w:shd w:val="clear" w:color="auto" w:fill="FBE6EA"/>
           </w:tcPr>
           <w:p>
@@ -1814,7 +1810,7 @@
       <w:tr>
         <w:tc>
           <w:tcPr>
-            <w:tcW w:type="dxa" w:w="3326"/>
+            <w:tcW w:type="dxa" w:w="510"/>
             <w:shd w:val="clear" w:color="auto" w:fill="F4F7F9"/>
           </w:tcPr>
           <w:p>
@@ -1837,7 +1833,7 @@
         </w:tc>
         <w:tc>
           <w:tcPr>
-            <w:tcW w:type="dxa" w:w="3326"/>
+            <w:tcW w:type="dxa" w:w="7654"/>
             <w:shd w:val="clear" w:color="auto" w:fill="F4F7F9"/>
           </w:tcPr>
           <w:p>
@@ -1859,7 +1855,7 @@
         </w:tc>
         <w:tc>
           <w:tcPr>
-            <w:tcW w:type="dxa" w:w="3326"/>
+            <w:tcW w:type="dxa" w:w="1928"/>
             <w:shd w:val="clear" w:color="auto" w:fill="FBE6EA"/>
           </w:tcPr>
           <w:p>
@@ -1884,7 +1880,7 @@
       <w:tr>
         <w:tc>
           <w:tcPr>
-            <w:tcW w:type="dxa" w:w="3326"/>
+            <w:tcW w:type="dxa" w:w="510"/>
           </w:tcPr>
           <w:p>
             <w:pPr>
@@ -1906,7 +1902,7 @@
         </w:tc>
         <w:tc>
           <w:tcPr>
-            <w:tcW w:type="dxa" w:w="3326"/>
+            <w:tcW w:type="dxa" w:w="7654"/>
           </w:tcPr>
           <w:p>
             <w:pPr>
@@ -1927,7 +1923,7 @@
         </w:tc>
         <w:tc>
           <w:tcPr>
-            <w:tcW w:type="dxa" w:w="3326"/>
+            <w:tcW w:type="dxa" w:w="1928"/>
             <w:shd w:val="clear" w:color="auto" w:fill="FBE6EA"/>
           </w:tcPr>
           <w:p>
@@ -1952,7 +1948,7 @@
       <w:tr>
         <w:tc>
           <w:tcPr>
-            <w:tcW w:type="dxa" w:w="3326"/>
+            <w:tcW w:type="dxa" w:w="510"/>
             <w:shd w:val="clear" w:color="auto" w:fill="F4F7F9"/>
           </w:tcPr>
           <w:p>
@@ -1975,7 +1971,7 @@
         </w:tc>
         <w:tc>
           <w:tcPr>
-            <w:tcW w:type="dxa" w:w="3326"/>
+            <w:tcW w:type="dxa" w:w="7654"/>
             <w:shd w:val="clear" w:color="auto" w:fill="F4F7F9"/>
           </w:tcPr>
           <w:p>
@@ -1997,7 +1993,7 @@
         </w:tc>
         <w:tc>
           <w:tcPr>
-            <w:tcW w:type="dxa" w:w="3326"/>
+            <w:tcW w:type="dxa" w:w="1928"/>
             <w:shd w:val="clear" w:color="auto" w:fill="FBF1DA"/>
           </w:tcPr>
           <w:p>
@@ -2022,7 +2018,7 @@
       <w:tr>
         <w:tc>
           <w:tcPr>
-            <w:tcW w:type="dxa" w:w="3326"/>
+            <w:tcW w:type="dxa" w:w="510"/>
           </w:tcPr>
           <w:p>
             <w:pPr>
@@ -2044,7 +2040,7 @@
         </w:tc>
         <w:tc>
           <w:tcPr>
-            <w:tcW w:type="dxa" w:w="3326"/>
+            <w:tcW w:type="dxa" w:w="7654"/>
           </w:tcPr>
           <w:p>
             <w:pPr>
@@ -2065,7 +2061,7 @@
         </w:tc>
         <w:tc>
           <w:tcPr>
-            <w:tcW w:type="dxa" w:w="3326"/>
+            <w:tcW w:type="dxa" w:w="1928"/>
             <w:shd w:val="clear" w:color="auto" w:fill="FBF1DA"/>
           </w:tcPr>
           <w:p>
@@ -2090,7 +2086,7 @@
       <w:tr>
         <w:tc>
           <w:tcPr>
-            <w:tcW w:type="dxa" w:w="3326"/>
+            <w:tcW w:type="dxa" w:w="510"/>
             <w:shd w:val="clear" w:color="auto" w:fill="F4F7F9"/>
           </w:tcPr>
           <w:p>
@@ -2113,7 +2109,7 @@
         </w:tc>
         <w:tc>
           <w:tcPr>
-            <w:tcW w:type="dxa" w:w="3326"/>
+            <w:tcW w:type="dxa" w:w="7654"/>
             <w:shd w:val="clear" w:color="auto" w:fill="F4F7F9"/>
           </w:tcPr>
           <w:p>
@@ -2135,7 +2131,7 @@
         </w:tc>
         <w:tc>
           <w:tcPr>
-            <w:tcW w:type="dxa" w:w="3326"/>
+            <w:tcW w:type="dxa" w:w="1928"/>
             <w:shd w:val="clear" w:color="auto" w:fill="FBF1DA"/>
           </w:tcPr>
           <w:p>
@@ -2160,7 +2156,7 @@
       <w:tr>
         <w:tc>
           <w:tcPr>
-            <w:tcW w:type="dxa" w:w="3326"/>
+            <w:tcW w:type="dxa" w:w="510"/>
           </w:tcPr>
           <w:p>
             <w:pPr>
@@ -2182,7 +2178,7 @@
         </w:tc>
         <w:tc>
           <w:tcPr>
-            <w:tcW w:type="dxa" w:w="3326"/>
+            <w:tcW w:type="dxa" w:w="7654"/>
           </w:tcPr>
           <w:p>
             <w:pPr>
@@ -2203,7 +2199,7 @@
         </w:tc>
         <w:tc>
           <w:tcPr>
-            <w:tcW w:type="dxa" w:w="3326"/>
+            <w:tcW w:type="dxa" w:w="1928"/>
             <w:shd w:val="clear" w:color="auto" w:fill="FBF1DA"/>
           </w:tcPr>
           <w:p>
@@ -2228,7 +2224,7 @@
       <w:tr>
         <w:tc>
           <w:tcPr>
-            <w:tcW w:type="dxa" w:w="3326"/>
+            <w:tcW w:type="dxa" w:w="510"/>
             <w:shd w:val="clear" w:color="auto" w:fill="F4F7F9"/>
           </w:tcPr>
           <w:p>
@@ -2251,7 +2247,7 @@
         </w:tc>
         <w:tc>
           <w:tcPr>
-            <w:tcW w:type="dxa" w:w="3326"/>
+            <w:tcW w:type="dxa" w:w="7654"/>
             <w:shd w:val="clear" w:color="auto" w:fill="F4F7F9"/>
           </w:tcPr>
           <w:p>
@@ -2273,7 +2269,7 @@
         </w:tc>
         <w:tc>
           <w:tcPr>
-            <w:tcW w:type="dxa" w:w="3326"/>
+            <w:tcW w:type="dxa" w:w="1928"/>
             <w:shd w:val="clear" w:color="auto" w:fill="FBF1DA"/>
           </w:tcPr>
           <w:p>
@@ -2298,7 +2294,7 @@
       <w:tr>
         <w:tc>
           <w:tcPr>
-            <w:tcW w:type="dxa" w:w="3326"/>
+            <w:tcW w:type="dxa" w:w="510"/>
           </w:tcPr>
           <w:p>
             <w:pPr>
@@ -2320,7 +2316,7 @@
         </w:tc>
         <w:tc>
           <w:tcPr>
-            <w:tcW w:type="dxa" w:w="3326"/>
+            <w:tcW w:type="dxa" w:w="7654"/>
           </w:tcPr>
           <w:p>
             <w:pPr>
@@ -2341,7 +2337,7 @@
         </w:tc>
         <w:tc>
           <w:tcPr>
-            <w:tcW w:type="dxa" w:w="3326"/>
+            <w:tcW w:type="dxa" w:w="1928"/>
             <w:shd w:val="clear" w:color="auto" w:fill="EEF1F3"/>
           </w:tcPr>
           <w:p>
@@ -2366,7 +2362,7 @@
       <w:tr>
         <w:tc>
           <w:tcPr>
-            <w:tcW w:type="dxa" w:w="3326"/>
+            <w:tcW w:type="dxa" w:w="510"/>
             <w:shd w:val="clear" w:color="auto" w:fill="F4F7F9"/>
           </w:tcPr>
           <w:p>
@@ -2389,7 +2385,7 @@
         </w:tc>
         <w:tc>
           <w:tcPr>
-            <w:tcW w:type="dxa" w:w="3326"/>
+            <w:tcW w:type="dxa" w:w="7654"/>
             <w:shd w:val="clear" w:color="auto" w:fill="F4F7F9"/>
           </w:tcPr>
           <w:p>
@@ -2411,7 +2407,7 @@
         </w:tc>
         <w:tc>
           <w:tcPr>
-            <w:tcW w:type="dxa" w:w="3326"/>
+            <w:tcW w:type="dxa" w:w="1928"/>
             <w:shd w:val="clear" w:color="auto" w:fill="EEF1F3"/>
           </w:tcPr>
           <w:p>
@@ -2436,7 +2432,7 @@
       <w:tr>
         <w:tc>
           <w:tcPr>
-            <w:tcW w:type="dxa" w:w="3326"/>
+            <w:tcW w:type="dxa" w:w="510"/>
           </w:tcPr>
           <w:p>
             <w:pPr>
@@ -2458,7 +2454,7 @@
         </w:tc>
         <w:tc>
           <w:tcPr>
-            <w:tcW w:type="dxa" w:w="3326"/>
+            <w:tcW w:type="dxa" w:w="7654"/>
           </w:tcPr>
           <w:p>
             <w:pPr>
@@ -2479,7 +2475,7 @@
         </w:tc>
         <w:tc>
           <w:tcPr>
-            <w:tcW w:type="dxa" w:w="3326"/>
+            <w:tcW w:type="dxa" w:w="1928"/>
             <w:shd w:val="clear" w:color="auto" w:fill="EEF1F3"/>
           </w:tcPr>
           <w:p>
@@ -2504,7 +2500,7 @@
       <w:tr>
         <w:tc>
           <w:tcPr>
-            <w:tcW w:type="dxa" w:w="3326"/>
+            <w:tcW w:type="dxa" w:w="510"/>
             <w:shd w:val="clear" w:color="auto" w:fill="F4F7F9"/>
           </w:tcPr>
           <w:p>
@@ -2527,7 +2523,7 @@
         </w:tc>
         <w:tc>
           <w:tcPr>
-            <w:tcW w:type="dxa" w:w="3326"/>
+            <w:tcW w:type="dxa" w:w="7654"/>
             <w:shd w:val="clear" w:color="auto" w:fill="F4F7F9"/>
           </w:tcPr>
           <w:p>
@@ -2549,7 +2545,7 @@
         </w:tc>
         <w:tc>
           <w:tcPr>
-            <w:tcW w:type="dxa" w:w="3326"/>
+            <w:tcW w:type="dxa" w:w="1928"/>
             <w:shd w:val="clear" w:color="auto" w:fill="EEF1F3"/>
           </w:tcPr>
           <w:p>
@@ -2733,7 +2729,7 @@
           <w:color w:val="2B2F33"/>
           <w:sz w:val="19"/>
         </w:rPr>
-        <w:t>Yutree strips cyber-related PI — TMHCC: TMHCC dis-applies cyber/date exclusion to S12–15. Action: No change — retain as a TMHCC strength (priority n/a).</w:t>
+        <w:t>Yutree strips cyber-related PI; AXA XL blanket cyber exclusion — TMHCC: TMHCC dis-applies cyber/date exclusion to S12–15. Action: No change — retain as a TMHCC strength (priority n/a).</w:t>
       </w:r>
     </w:p>
     <w:p>
@@ -2760,7 +2756,7 @@
           <w:color w:val="2B2F33"/>
           <w:sz w:val="19"/>
         </w:rPr>
-        <w:t>TMHCC writes back defamation awards &amp; permitted punitive — TMHCC: TMHCC already favourable. Action: No change — retain (priority n/a).</w:t>
+        <w:t>TMHCC writes back defamation awards &amp; permitted punitive; AXA XL excludes absolutely — TMHCC: TMHCC already favourable. Action: No change — retain (priority n/a).</w:t>
       </w:r>
     </w:p>
     <w:p>
@@ -2811,7 +2807,7 @@
           <w:color w:val="2B2F33"/>
           <w:sz w:val="19"/>
         </w:rPr>
-        <w:t>Competitor names are used as supplied; ‘capacity’ insurers (Zurich for Tysers; AXA for Yutree) are noted from the wordings.</w:t>
+        <w:t>Competitor names are used as supplied; ‘capacity’ insurers are noted from the wordings (Zurich for Tysers; AXA for Yutree; XL Catlin/AXA XL for the AXA XL wording).</w:t>
       </w:r>
     </w:p>
     <w:p>
@@ -2828,7 +2824,7 @@
           <w:color w:val="2B2F33"/>
           <w:sz w:val="19"/>
         </w:rPr>
-        <w:t>Primary limits, excesses and any ‘insured/not insured’ section toggles are schedule-driven and were not supplied — section availability reflects the wording booklet only.</w:t>
+        <w:t>Primary limits, excesses and any ‘insured/not insured’ section toggles are schedule-driven and were not supplied — section availability reflects the wording booklets only.</w:t>
       </w:r>
     </w:p>
     <w:p>
@@ -2846,6 +2842,23 @@
           <w:sz w:val="19"/>
         </w:rPr>
         <w:t>Allianz’s ‘Personal Accident’ section is referenced in its exclusions but not in the provided cover list — treated as ‘requires review’.</w:t>
+      </w:r>
+    </w:p>
+    <w:p>
+      <w:pPr>
+        <w:pStyle w:val="ListBullet"/>
+        <w:spacing w:after="40"/>
+        <w:ind w:left="340"/>
+      </w:pPr>
+      <w:r>
+        <w:rPr>
+          <w:rFonts w:ascii="Lato" w:hAnsi="Lato" w:cs="Lato"/>
+          <w:b w:val="0"/>
+          <w:i w:val="0"/>
+          <w:color w:val="2B2F33"/>
+          <w:sz w:val="19"/>
+        </w:rPr>
+        <w:t>AXA XL provides Money as a sub-limited specification within Material Damage (not a standalone section); shown as ‘partial’.</w:t>
       </w:r>
     </w:p>
     <w:p>
@@ -3049,9 +3062,7 @@
     </w:p>
     <w:tbl>
       <w:tblPr>
-        <w:tblW w:type="auto" w:w="0"/>
         <w:jc w:val="center"/>
-        <w:tblLayout w:type="fixed"/>
         <w:tblLook w:firstColumn="1" w:firstRow="1" w:lastColumn="0" w:lastRow="0" w:noHBand="0" w:noVBand="1" w:val="04A0"/>
         <w:tblBorders>
           <w:top w:val="single" w:sz="4" w:space="0" w:color="D6DCE0"/>
@@ -3061,12 +3072,12 @@
           <w:insideH w:val="single" w:sz="4" w:space="0" w:color="D6DCE0"/>
           <w:insideV w:val="single" w:sz="4" w:space="0" w:color="D6DCE0"/>
         </w:tblBorders>
-        <w:tblW w:type="pct" w:w="5000"/>
+        <w:tblW w:type="dxa" w:w="9979"/>
         <w:tblLayout w:type="fixed"/>
       </w:tblPr>
       <w:tblGrid>
-        <w:gridCol w:w="4989"/>
-        <w:gridCol w:w="4989"/>
+        <w:gridCol w:w="2608"/>
+        <w:gridCol w:w="7371"/>
       </w:tblGrid>
       <w:tr>
         <w:tc>
@@ -3119,7 +3130,7 @@
       <w:tr>
         <w:tc>
           <w:tcPr>
-            <w:tcW w:type="dxa" w:w="4989"/>
+            <w:tcW w:type="dxa" w:w="2608"/>
             <w:shd w:val="clear" w:color="auto" w:fill="EAF1F5"/>
           </w:tcPr>
           <w:p>
@@ -3141,7 +3152,7 @@
         </w:tc>
         <w:tc>
           <w:tcPr>
-            <w:tcW w:type="dxa" w:w="4989"/>
+            <w:tcW w:type="dxa" w:w="7371"/>
           </w:tcPr>
           <w:p>
             <w:pPr>
@@ -3164,7 +3175,7 @@
       <w:tr>
         <w:tc>
           <w:tcPr>
-            <w:tcW w:type="dxa" w:w="4989"/>
+            <w:tcW w:type="dxa" w:w="2608"/>
             <w:shd w:val="clear" w:color="auto" w:fill="EAF1F5"/>
           </w:tcPr>
           <w:p>
@@ -3186,7 +3197,7 @@
         </w:tc>
         <w:tc>
           <w:tcPr>
-            <w:tcW w:type="dxa" w:w="4989"/>
+            <w:tcW w:type="dxa" w:w="7371"/>
             <w:shd w:val="clear" w:color="auto" w:fill="F4F7F9"/>
           </w:tcPr>
           <w:p>
@@ -3210,7 +3221,7 @@
       <w:tr>
         <w:tc>
           <w:tcPr>
-            <w:tcW w:type="dxa" w:w="4989"/>
+            <w:tcW w:type="dxa" w:w="2608"/>
             <w:shd w:val="clear" w:color="auto" w:fill="EAF1F5"/>
           </w:tcPr>
           <w:p>
@@ -3232,7 +3243,7 @@
         </w:tc>
         <w:tc>
           <w:tcPr>
-            <w:tcW w:type="dxa" w:w="4989"/>
+            <w:tcW w:type="dxa" w:w="7371"/>
           </w:tcPr>
           <w:p>
             <w:pPr>
@@ -3255,7 +3266,7 @@
       <w:tr>
         <w:tc>
           <w:tcPr>
-            <w:tcW w:type="dxa" w:w="4989"/>
+            <w:tcW w:type="dxa" w:w="2608"/>
             <w:shd w:val="clear" w:color="auto" w:fill="EAF1F5"/>
           </w:tcPr>
           <w:p>
@@ -3277,7 +3288,7 @@
         </w:tc>
         <w:tc>
           <w:tcPr>
-            <w:tcW w:type="dxa" w:w="4989"/>
+            <w:tcW w:type="dxa" w:w="7371"/>
             <w:shd w:val="clear" w:color="auto" w:fill="F4F7F9"/>
           </w:tcPr>
           <w:p>
@@ -3301,7 +3312,7 @@
       <w:tr>
         <w:tc>
           <w:tcPr>
-            <w:tcW w:type="dxa" w:w="4989"/>
+            <w:tcW w:type="dxa" w:w="2608"/>
             <w:shd w:val="clear" w:color="auto" w:fill="EAF1F5"/>
           </w:tcPr>
           <w:p>
@@ -3323,7 +3334,7 @@
         </w:tc>
         <w:tc>
           <w:tcPr>
-            <w:tcW w:type="dxa" w:w="4989"/>
+            <w:tcW w:type="dxa" w:w="7371"/>
           </w:tcPr>
           <w:p>
             <w:pPr>
@@ -3346,7 +3357,7 @@
       <w:tr>
         <w:tc>
           <w:tcPr>
-            <w:tcW w:type="dxa" w:w="4989"/>
+            <w:tcW w:type="dxa" w:w="2608"/>
             <w:shd w:val="clear" w:color="auto" w:fill="EAF1F5"/>
           </w:tcPr>
           <w:p>
@@ -3368,7 +3379,7 @@
         </w:tc>
         <w:tc>
           <w:tcPr>
-            <w:tcW w:type="dxa" w:w="4989"/>
+            <w:tcW w:type="dxa" w:w="7371"/>
             <w:shd w:val="clear" w:color="auto" w:fill="F4F7F9"/>
           </w:tcPr>
           <w:p>
@@ -3392,7 +3403,7 @@
       <w:tr>
         <w:tc>
           <w:tcPr>
-            <w:tcW w:type="dxa" w:w="4989"/>
+            <w:tcW w:type="dxa" w:w="2608"/>
             <w:shd w:val="clear" w:color="auto" w:fill="EAF1F5"/>
           </w:tcPr>
           <w:p>
@@ -3414,7 +3425,7 @@
         </w:tc>
         <w:tc>
           <w:tcPr>
-            <w:tcW w:type="dxa" w:w="4989"/>
+            <w:tcW w:type="dxa" w:w="7371"/>
           </w:tcPr>
           <w:p>
             <w:pPr>
@@ -3437,7 +3448,7 @@
       <w:tr>
         <w:tc>
           <w:tcPr>
-            <w:tcW w:type="dxa" w:w="4989"/>
+            <w:tcW w:type="dxa" w:w="2608"/>
             <w:shd w:val="clear" w:color="auto" w:fill="EAF1F5"/>
           </w:tcPr>
           <w:p>
@@ -3459,7 +3470,7 @@
         </w:tc>
         <w:tc>
           <w:tcPr>
-            <w:tcW w:type="dxa" w:w="4989"/>
+            <w:tcW w:type="dxa" w:w="7371"/>
             <w:shd w:val="clear" w:color="auto" w:fill="F4F7F9"/>
           </w:tcPr>
           <w:p>
@@ -3483,7 +3494,7 @@
       <w:tr>
         <w:tc>
           <w:tcPr>
-            <w:tcW w:type="dxa" w:w="4989"/>
+            <w:tcW w:type="dxa" w:w="2608"/>
             <w:shd w:val="clear" w:color="auto" w:fill="EAF1F5"/>
           </w:tcPr>
           <w:p>
@@ -3505,7 +3516,7 @@
         </w:tc>
         <w:tc>
           <w:tcPr>
-            <w:tcW w:type="dxa" w:w="4989"/>
+            <w:tcW w:type="dxa" w:w="7371"/>
           </w:tcPr>
           <w:p>
             <w:pPr>
@@ -3528,7 +3539,7 @@
       <w:tr>
         <w:tc>
           <w:tcPr>
-            <w:tcW w:type="dxa" w:w="4989"/>
+            <w:tcW w:type="dxa" w:w="2608"/>
             <w:shd w:val="clear" w:color="auto" w:fill="EAF1F5"/>
           </w:tcPr>
           <w:p>
@@ -3550,7 +3561,7 @@
         </w:tc>
         <w:tc>
           <w:tcPr>
-            <w:tcW w:type="dxa" w:w="4989"/>
+            <w:tcW w:type="dxa" w:w="7371"/>
             <w:shd w:val="clear" w:color="auto" w:fill="F4F7F9"/>
           </w:tcPr>
           <w:p>
@@ -3566,7 +3577,7 @@
                 <w:color w:val="2B2F33"/>
                 <w:sz w:val="16"/>
               </w:rPr>
-              <w:t>All recommendations; any write-back drafting; rated-option pricing/reinsurance/capacity; PA appetite; confirmation of the ‘review’-flagged competitor positions; incorporation of the fifth competitor.</w:t>
+              <w:t>All recommendations; any write-back drafting; rated-option pricing/reinsurance/capacity; PA appetite; and confirmation of the ‘review’-flagged competitor positions.</w:t>
             </w:r>
           </w:p>
         </w:tc>
@@ -3623,7 +3634,7 @@
                 <w:color w:val="2B2F33"/>
                 <w:sz w:val="19"/>
               </w:rPr>
-              <w:t>Both branded documents are produced; all four available competitors are mapped; the full comparison and the gap-fill strategy are complete; recommendations are evidence-based; exclusions are reviewed in detail. The deliverables are market-ready SUBJECT TO TMHCC legal/underwriting sign-off and to incorporation of the fifth competitor wording when supplied.</w:t>
+              <w:t>Both branded documents are produced; all FIVE competitors (Tysers, Yutree, Liberty, Allianz and AXA XL) are mapped against the TMHCC base wording; the full comparison and the gap-fill strategy are complete; recommendations are evidence-based; exclusions are reviewed in detail. The deliverables are market-ready SUBJECT TO TMHCC legal/underwriting sign-off.</w:t>
             </w:r>
           </w:p>
         </w:tc>

--- a/work/compare/out/TMHCC_Media_Comparison_QA_Methodology.docx
+++ b/work/compare/out/TMHCC_Media_Comparison_QA_Methodology.docx
@@ -285,8 +285,8 @@
     </w:p>
     <w:tbl>
       <w:tblPr>
+        <w:tblW w:type="dxa" w:w="10093"/>
         <w:jc w:val="center"/>
-        <w:tblLook w:firstColumn="1" w:firstRow="1" w:lastColumn="0" w:lastRow="0" w:noHBand="0" w:noVBand="1" w:val="04A0"/>
         <w:tblBorders>
           <w:top w:val="single" w:sz="4" w:space="0" w:color="D6DCE0"/>
           <w:left w:val="single" w:sz="4" w:space="0" w:color="D6DCE0"/>
@@ -295,8 +295,8 @@
           <w:insideH w:val="single" w:sz="4" w:space="0" w:color="D6DCE0"/>
           <w:insideV w:val="single" w:sz="4" w:space="0" w:color="D6DCE0"/>
         </w:tblBorders>
-        <w:tblW w:type="dxa" w:w="10093"/>
         <w:tblLayout w:type="fixed"/>
+        <w:tblLook w:firstColumn="1" w:firstRow="1" w:lastColumn="0" w:lastRow="0" w:noHBand="0" w:noVBand="1" w:val="04A0"/>
       </w:tblPr>
       <w:tblGrid>
         <w:gridCol w:w="1701"/>
@@ -1650,8 +1650,8 @@
     </w:p>
     <w:tbl>
       <w:tblPr>
+        <w:tblW w:type="dxa" w:w="10093"/>
         <w:jc w:val="center"/>
-        <w:tblLook w:firstColumn="1" w:firstRow="1" w:lastColumn="0" w:lastRow="0" w:noHBand="0" w:noVBand="1" w:val="04A0"/>
         <w:tblBorders>
           <w:top w:val="single" w:sz="4" w:space="0" w:color="D6DCE0"/>
           <w:left w:val="single" w:sz="4" w:space="0" w:color="D6DCE0"/>
@@ -1660,8 +1660,8 @@
           <w:insideH w:val="single" w:sz="4" w:space="0" w:color="D6DCE0"/>
           <w:insideV w:val="single" w:sz="4" w:space="0" w:color="D6DCE0"/>
         </w:tblBorders>
-        <w:tblW w:type="dxa" w:w="10093"/>
         <w:tblLayout w:type="fixed"/>
+        <w:tblLook w:firstColumn="1" w:firstRow="1" w:lastColumn="0" w:lastRow="0" w:noHBand="0" w:noVBand="1" w:val="04A0"/>
       </w:tblPr>
       <w:tblGrid>
         <w:gridCol w:w="510"/>
@@ -3062,8 +3062,8 @@
     </w:p>
     <w:tbl>
       <w:tblPr>
+        <w:tblW w:type="dxa" w:w="9979"/>
         <w:jc w:val="center"/>
-        <w:tblLook w:firstColumn="1" w:firstRow="1" w:lastColumn="0" w:lastRow="0" w:noHBand="0" w:noVBand="1" w:val="04A0"/>
         <w:tblBorders>
           <w:top w:val="single" w:sz="4" w:space="0" w:color="D6DCE0"/>
           <w:left w:val="single" w:sz="4" w:space="0" w:color="D6DCE0"/>
@@ -3072,8 +3072,8 @@
           <w:insideH w:val="single" w:sz="4" w:space="0" w:color="D6DCE0"/>
           <w:insideV w:val="single" w:sz="4" w:space="0" w:color="D6DCE0"/>
         </w:tblBorders>
-        <w:tblW w:type="dxa" w:w="9979"/>
         <w:tblLayout w:type="fixed"/>
+        <w:tblLook w:firstColumn="1" w:firstRow="1" w:lastColumn="0" w:lastRow="0" w:noHBand="0" w:noVBand="1" w:val="04A0"/>
       </w:tblPr>
       <w:tblGrid>
         <w:gridCol w:w="2608"/>
@@ -3590,11 +3590,9 @@
     </w:p>
     <w:tbl>
       <w:tblPr>
-        <w:tblW w:type="auto" w:w="0"/>
+        <w:tblW w:type="pct" w:w="5000"/>
         <w:tblLayout w:type="fixed"/>
         <w:tblLook w:firstColumn="1" w:firstRow="1" w:lastColumn="0" w:lastRow="0" w:noHBand="0" w:noVBand="1" w:val="04A0"/>
-        <w:tblW w:type="pct" w:w="5000"/>
-        <w:tblLayout w:type="fixed"/>
       </w:tblPr>
       <w:tblGrid>
         <w:gridCol w:w="9978"/>
@@ -3706,12 +3704,8 @@
   </w:p>
   <w:tbl>
     <w:tblPr>
-      <w:tblW w:type="auto" w:w="0"/>
+      <w:tblW w:type="pct" w:w="5000"/>
       <w:jc w:val="center"/>
-      <w:tblLayout w:type="fixed"/>
-      <w:tblLook w:firstColumn="1" w:firstRow="1" w:lastColumn="0" w:lastRow="0" w:noHBand="0" w:noVBand="1" w:val="04A0"/>
-      <w:tblW w:type="pct" w:w="5000"/>
-      <w:tblLayout w:type="fixed"/>
       <w:tblBorders>
         <w:top w:val="none"/>
         <w:left w:val="none"/>
@@ -3720,6 +3714,8 @@
         <w:insideH w:val="none"/>
         <w:insideV w:val="none"/>
       </w:tblBorders>
+      <w:tblLayout w:type="fixed"/>
+      <w:tblLook w:firstColumn="1" w:firstRow="1" w:lastColumn="0" w:lastRow="0" w:noHBand="0" w:noVBand="1" w:val="04A0"/>
     </w:tblPr>
     <w:tblGrid>
       <w:gridCol w:w="4989"/>
